--- a/submission/title_page.docx
+++ b/submission/title_page.docx
@@ -60,7 +60,7 @@
         <w:t xml:space="preserve"> </w:t>
       </w:r>
       <w:r>
-        <w:t xml:space="preserve">Corresponding author: Ihor Kendiukhov, Institute of Medical Genetics and Applied Genomics, University of Tübingen, Calwerstraße 7, 72076 Tübingen, Germany. E-mail: kendiukhov@gmail.com</w:t>
+        <w:t xml:space="preserve">Corresponding author: Ihor Kendiukhov, Institute of Medical Genetics and Applied Genomics, University of Tübingen, Calwerstraße 7, 72076 Tübingen, Germany. E-mail: kendiukhov@gmail.com. ORCID: 0000-0001-5342-1499</w:t>
       </w:r>
     </w:p>
     <w:p>
